--- a/03_Safety_AI_and_Practical_Controls/TAS2O_Safety_Package.docx
+++ b/03_Safety_AI_and_Practical_Controls/TAS2O_Safety_Package.docx
@@ -4305,7 +4305,7 @@
           </w:tcPr>
           <w:p>
             <w:r>
-              <w:t>TAS2O_Teacher_Daily_Lesson_Log_AI_Enhanced.docx</w:t>
+              <w:t>TAS2O_Teacher_Daily_Lesson_Log_.docx</w:t>
             </w:r>
           </w:p>
         </w:tc>
@@ -4389,7 +4389,7 @@
           </w:tcPr>
           <w:p>
             <w:r>
-              <w:t>TAS2O_Safety_Package_AI_Enhanced.docx</w:t>
+              <w:t>TAS2O_Safety_Package_.docx</w:t>
             </w:r>
           </w:p>
         </w:tc>
@@ -4473,7 +4473,7 @@
           </w:tcPr>
           <w:p>
             <w:r>
-              <w:t>TAS2O_Safety_Package_AI_Enhanced.docx</w:t>
+              <w:t>TAS2O_Safety_Package_.docx</w:t>
             </w:r>
           </w:p>
         </w:tc>

--- a/03_Safety_AI_and_Practical_Controls/TAS2O_Safety_Package.docx
+++ b/03_Safety_AI_and_Practical_Controls/TAS2O_Safety_Package.docx
@@ -165,7 +165,7 @@
         <w:spacing w:after="80" w:line="252" w:lineRule="auto"/>
       </w:pPr>
       <w:r>
-        <w:t>AI-generated safety advice is not accepted as authoritative unless verified by the teacher against school procedures, manufacturer guidance, and classroom safety expectations.</w:t>
+        <w:t>safety advice is not accepted as authoritative unless verified by the teacher against school procedures, manufacturer guidance, and classroom safety expectations.</w:t>
       </w:r>
     </w:p>
     <w:p>
@@ -309,7 +309,7 @@
         <w:spacing w:after="80" w:line="252" w:lineRule="auto"/>
       </w:pPr>
       <w:r>
-        <w:t>Do not rely on AI-generated instructions for physical construction, wiring, heating, cutting, soldering, batteries, or chemical/material handling unless the teacher has verified the procedure.</w:t>
+        <w:t>Do not rely on instructions for physical construction, wiring, heating, cutting, soldering, batteries, or chemical/material handling unless the teacher has verified the procedure.</w:t>
       </w:r>
     </w:p>
     <w:p>
@@ -693,7 +693,7 @@
         <w:spacing w:after="80" w:line="252" w:lineRule="auto"/>
       </w:pPr>
       <w:r>
-        <w:t>I will not use AI-generated tool, wiring, heat, battery, cutting, or construction instructions unless approved by the teacher.</w:t>
+        <w:t>I will not use tool, wiring, heat, battery, cutting, or construction instructions unless approved by the teacher.</w:t>
       </w:r>
     </w:p>
     <w:p>
@@ -3061,7 +3061,7 @@
         <w:spacing w:after="80" w:line="252" w:lineRule="auto"/>
       </w:pPr>
       <w:r>
-        <w:t>AI-generated home construction instructions must be verified by the teacher before use.</w:t>
+        <w:t>home construction instructions must be verified by the teacher before use.</w:t>
       </w:r>
     </w:p>
     <w:p>

--- a/03_Safety_AI_and_Practical_Controls/TAS2O_Safety_Package.docx
+++ b/03_Safety_AI_and_Practical_Controls/TAS2O_Safety_Package.docx
@@ -1731,7 +1731,7 @@
           </w:tcPr>
           <w:p>
             <w:r>
-              <w:t>Teacher or class must verify before use.</w:t>
+              <w:t>Teacher or class verify before use.</w:t>
             </w:r>
           </w:p>
         </w:tc>
@@ -1836,7 +1836,7 @@
           </w:tcPr>
           <w:p>
             <w:r>
-              <w:t>Teacher must verify procedure before any action.</w:t>
+              <w:t>Teacher verify procedure before any action.</w:t>
             </w:r>
           </w:p>
         </w:tc>
@@ -3094,7 +3094,7 @@
         <w:spacing w:after="80" w:line="252" w:lineRule="auto"/>
       </w:pPr>
       <w:r>
-        <w:t>The course also includes responsible AI use. Students may use AI tools for brainstorming, explanations, draft checklists, debugging support, and presentation planning. AI will not replace teacher safety instructions, manufacturer guidance, student understanding, or academic integrity expectations.</w:t>
+        <w:t>The course also includes responsible use of approved AI tools. Students may use AI tools for brainstorming, explanations, draft checklists, debugging support, and presentation planning. AI will not replace teacher safety instructions, manufacturer guidance, student understanding, or academic integrity expectations.</w:t>
       </w:r>
     </w:p>
     <w:p>
